--- a/competition/ClaimAI_technical-appendix.docx
+++ b/competition/ClaimAI_technical-appendix.docx
@@ -790,7 +790,7 @@
           <w:sz w:val="22"/>
           <w:szCs w:val="22"/>
         </w:rPr>
-        <w:t xml:space="preserve">[ссылка на репозиторий GitHub]</w:t>
+        <w:t xml:space="preserve">https://github.com/AliDamn/hack</w:t>
       </w:r>
     </w:p>
     <w:p>

--- a/competition/ClaimAI_technical-appendix.docx
+++ b/competition/ClaimAI_technical-appendix.docx
@@ -758,7 +758,7 @@
                 <w:sz w:val="20"/>
                 <w:szCs w:val="20"/>
               </w:rPr>
-              <w:t xml:space="preserve">Docker Compose; интерфейс на Vercel, API и база на Render (render.yaml)</w:t>
+              <w:t xml:space="preserve">Docker Compose; подготовлена конфигурация для Vercel (интерфейс) и Render (API и база, render.yaml)</w:t>
             </w:r>
           </w:p>
         </w:tc>
@@ -2518,7 +2518,7 @@
                 <w:sz w:val="20"/>
                 <w:szCs w:val="20"/>
               </w:rPr>
-              <w:t xml:space="preserve">Рабочий прототип, 4 демо-кейса, журнал аудита, облачное развёртывание</w:t>
+              <w:t xml:space="preserve">Рабочий прототип, 4 демо-кейса, журнал аудита, конфигурация облачного развёртывания</w:t>
             </w:r>
           </w:p>
         </w:tc>
